--- a/public/assets/files/niestacjonarne/POJ.docx
+++ b/public/assets/files/niestacjonarne/POJ.docx
@@ -523,6 +523,7 @@
                 <w:i w:val="0"/>
                 <w:sz w:val="22"/>
               </w:rPr>
+              <w:t>I</w:t>
             </w:r>
           </w:p>
         </w:tc>
@@ -560,6 +561,7 @@
                 <w:i w:val="0"/>
                 <w:sz w:val="22"/>
               </w:rPr>
+              <w:t>obligatoryjny</w:t>
             </w:r>
           </w:p>
         </w:tc>

--- a/public/assets/files/niestacjonarne/POJ.docx
+++ b/public/assets/files/niestacjonarne/POJ.docx
@@ -681,12 +681,22 @@
         <w:tblW w:w="5000" w:type="pct"/>
       </w:tblPr>
       <w:tblGrid>
-        <w:gridCol w:w="9972"/>
+        <w:gridCol w:w="997"/>
+        <w:gridCol w:w="997"/>
+        <w:gridCol w:w="997"/>
+        <w:gridCol w:w="997"/>
+        <w:gridCol w:w="997"/>
+        <w:gridCol w:w="997"/>
+        <w:gridCol w:w="997"/>
+        <w:gridCol w:w="997"/>
+        <w:gridCol w:w="997"/>
+        <w:gridCol w:w="997"/>
       </w:tblGrid>
       <w:tr>
         <w:tc>
           <w:tcPr>
-            <w:tcW w:type="dxa" w:w="9972"/>
+            <w:tcW w:type="dxa" w:w="9970"/>
+            <w:gridSpan w:val="10"/>
             <w:shd w:val="clear" w:color="auto" w:fill="D9D9D9"/>
           </w:tcPr>
           <w:p>
@@ -705,31 +715,34 @@
           </w:p>
         </w:tc>
       </w:tr>
-    </w:tbl>
-    <w:tbl>
-      <w:tblPr>
-        <w:tblW w:type="auto" w:w="0"/>
-        <w:tblLook w:firstColumn="1" w:firstRow="1" w:lastColumn="0" w:lastRow="0" w:noHBand="0" w:noVBand="1" w:val="04A0"/>
-        <w:tblBorders>
-          <w:top w:val="single" w:sz="4" w:space="0" w:color="000000"/>
-          <w:left w:val="single" w:sz="4" w:space="0" w:color="000000"/>
-          <w:bottom w:val="single" w:sz="4" w:space="0" w:color="000000"/>
-          <w:right w:val="single" w:sz="4" w:space="0" w:color="000000"/>
-          <w:insideH w:val="single" w:sz="4" w:space="0" w:color="000000"/>
-          <w:insideV w:val="single" w:sz="4" w:space="0" w:color="000000"/>
-        </w:tblBorders>
-        <w:tblW w:w="5000" w:type="pct"/>
-      </w:tblPr>
-      <w:tblGrid>
-        <w:gridCol w:w="2493"/>
-        <w:gridCol w:w="2493"/>
-        <w:gridCol w:w="2493"/>
-        <w:gridCol w:w="2493"/>
-      </w:tblGrid>
       <w:tr>
         <w:tc>
           <w:tcPr>
-            <w:tcW w:type="dxa" w:w="2493"/>
+            <w:tcW w:type="dxa" w:w="9970"/>
+            <w:gridSpan w:val="10"/>
+            <w:shd w:val="clear" w:color="auto" w:fill="D9D9D9"/>
+          </w:tcPr>
+          <w:p>
+            <w:pPr>
+              <w:spacing w:before="20" w:after="20"/>
+            </w:pPr>
+            <w:r>
+              <w:rPr>
+                <w:rFonts w:ascii="Aptos" w:hAnsi="Aptos"/>
+                <w:b w:val="0"/>
+                <w:i w:val="0"/>
+                <w:sz w:val="16"/>
+              </w:rPr>
+              <w:t>Wymiar godzinowy (liczba godzin w semestrze)</w:t>
+            </w:r>
+          </w:p>
+        </w:tc>
+      </w:tr>
+      <w:tr>
+        <w:tc>
+          <w:tcPr>
+            <w:tcW w:type="dxa" w:w="1994"/>
+            <w:gridSpan w:val="2"/>
             <w:shd w:val="clear" w:color="auto" w:fill="D9D9D9"/>
           </w:tcPr>
           <w:p>
@@ -749,7 +762,8 @@
         </w:tc>
         <w:tc>
           <w:tcPr>
-            <w:tcW w:type="dxa" w:w="2493"/>
+            <w:tcW w:type="dxa" w:w="2991"/>
+            <w:gridSpan w:val="3"/>
             <w:shd w:val="clear" w:color="auto" w:fill="D9D9D9"/>
           </w:tcPr>
           <w:p>
@@ -769,7 +783,8 @@
         </w:tc>
         <w:tc>
           <w:tcPr>
-            <w:tcW w:type="dxa" w:w="2493"/>
+            <w:tcW w:type="dxa" w:w="2991"/>
+            <w:gridSpan w:val="3"/>
             <w:shd w:val="clear" w:color="auto" w:fill="D9D9D9"/>
           </w:tcPr>
           <w:p>
@@ -789,7 +804,8 @@
         </w:tc>
         <w:tc>
           <w:tcPr>
-            <w:tcW w:type="dxa" w:w="2493"/>
+            <w:tcW w:type="dxa" w:w="1994"/>
+            <w:gridSpan w:val="2"/>
             <w:shd w:val="clear" w:color="auto" w:fill="D9D9D9"/>
           </w:tcPr>
           <w:p>
@@ -811,7 +827,8 @@
       <w:tr>
         <w:tc>
           <w:tcPr>
-            <w:tcW w:type="dxa" w:w="2493"/>
+            <w:tcW w:type="dxa" w:w="1994"/>
+            <w:gridSpan w:val="2"/>
           </w:tcPr>
           <w:p>
             <w:pPr>
@@ -830,7 +847,8 @@
         </w:tc>
         <w:tc>
           <w:tcPr>
-            <w:tcW w:type="dxa" w:w="2493"/>
+            <w:tcW w:type="dxa" w:w="2991"/>
+            <w:gridSpan w:val="3"/>
           </w:tcPr>
           <w:p>
             <w:pPr>
@@ -849,7 +867,8 @@
         </w:tc>
         <w:tc>
           <w:tcPr>
-            <w:tcW w:type="dxa" w:w="2493"/>
+            <w:tcW w:type="dxa" w:w="2991"/>
+            <w:gridSpan w:val="3"/>
           </w:tcPr>
           <w:p>
             <w:pPr>
@@ -868,7 +887,8 @@
         </w:tc>
         <w:tc>
           <w:tcPr>
-            <w:tcW w:type="dxa" w:w="2493"/>
+            <w:tcW w:type="dxa" w:w="1994"/>
+            <w:gridSpan w:val="2"/>
           </w:tcPr>
           <w:p>
             <w:pPr>
@@ -886,30 +906,34 @@
           </w:p>
         </w:tc>
       </w:tr>
-    </w:tbl>
-    <w:tbl>
-      <w:tblPr>
-        <w:tblW w:type="auto" w:w="0"/>
-        <w:tblLook w:firstColumn="1" w:firstRow="1" w:lastColumn="0" w:lastRow="0" w:noHBand="0" w:noVBand="1" w:val="04A0"/>
-        <w:tblBorders>
-          <w:top w:val="single" w:sz="4" w:space="0" w:color="000000"/>
-          <w:left w:val="single" w:sz="4" w:space="0" w:color="000000"/>
-          <w:bottom w:val="single" w:sz="4" w:space="0" w:color="000000"/>
-          <w:right w:val="single" w:sz="4" w:space="0" w:color="000000"/>
-          <w:insideH w:val="single" w:sz="4" w:space="0" w:color="000000"/>
-          <w:insideV w:val="single" w:sz="4" w:space="0" w:color="000000"/>
-        </w:tblBorders>
-        <w:tblW w:w="5000" w:type="pct"/>
-      </w:tblPr>
-      <w:tblGrid>
-        <w:gridCol w:w="3324"/>
-        <w:gridCol w:w="3324"/>
-        <w:gridCol w:w="3324"/>
-      </w:tblGrid>
       <w:tr>
         <w:tc>
           <w:tcPr>
-            <w:tcW w:type="dxa" w:w="3324"/>
+            <w:tcW w:type="dxa" w:w="9970"/>
+            <w:gridSpan w:val="10"/>
+            <w:shd w:val="clear" w:color="auto" w:fill="D9D9D9"/>
+          </w:tcPr>
+          <w:p>
+            <w:pPr>
+              <w:spacing w:before="20" w:after="20"/>
+            </w:pPr>
+            <w:r>
+              <w:rPr>
+                <w:rFonts w:ascii="Aptos" w:hAnsi="Aptos"/>
+                <w:b/>
+                <w:i w:val="0"/>
+                <w:sz w:val="22"/>
+              </w:rPr>
+              <w:t>Bilans ECTS</w:t>
+            </w:r>
+          </w:p>
+        </w:tc>
+      </w:tr>
+      <w:tr>
+        <w:tc>
+          <w:tcPr>
+            <w:tcW w:type="dxa" w:w="4985"/>
+            <w:gridSpan w:val="5"/>
             <w:shd w:val="clear" w:color="auto" w:fill="D9D9D9"/>
           </w:tcPr>
           <w:p>
@@ -929,7 +953,8 @@
         </w:tc>
         <w:tc>
           <w:tcPr>
-            <w:tcW w:type="dxa" w:w="3324"/>
+            <w:tcW w:type="dxa" w:w="2991"/>
+            <w:gridSpan w:val="3"/>
             <w:shd w:val="clear" w:color="auto" w:fill="D9D9D9"/>
           </w:tcPr>
           <w:p>
@@ -949,7 +974,8 @@
         </w:tc>
         <w:tc>
           <w:tcPr>
-            <w:tcW w:type="dxa" w:w="3324"/>
+            <w:tcW w:type="dxa" w:w="1994"/>
+            <w:gridSpan w:val="2"/>
             <w:shd w:val="clear" w:color="auto" w:fill="D9D9D9"/>
           </w:tcPr>
           <w:p>
@@ -971,7 +997,8 @@
       <w:tr>
         <w:tc>
           <w:tcPr>
-            <w:tcW w:type="dxa" w:w="3324"/>
+            <w:tcW w:type="dxa" w:w="4985"/>
+            <w:gridSpan w:val="5"/>
           </w:tcPr>
           <w:p>
             <w:pPr>
@@ -990,7 +1017,8 @@
         </w:tc>
         <w:tc>
           <w:tcPr>
-            <w:tcW w:type="dxa" w:w="3324"/>
+            <w:tcW w:type="dxa" w:w="2991"/>
+            <w:gridSpan w:val="3"/>
           </w:tcPr>
           <w:p>
             <w:pPr>
@@ -1009,7 +1037,8 @@
         </w:tc>
         <w:tc>
           <w:tcPr>
-            <w:tcW w:type="dxa" w:w="3324"/>
+            <w:tcW w:type="dxa" w:w="1994"/>
+            <w:gridSpan w:val="2"/>
           </w:tcPr>
           <w:p>
             <w:pPr>
@@ -1030,7 +1059,8 @@
       <w:tr>
         <w:tc>
           <w:tcPr>
-            <w:tcW w:type="dxa" w:w="3324"/>
+            <w:tcW w:type="dxa" w:w="4985"/>
+            <w:gridSpan w:val="5"/>
           </w:tcPr>
           <w:p>
             <w:pPr>
@@ -1049,7 +1079,8 @@
         </w:tc>
         <w:tc>
           <w:tcPr>
-            <w:tcW w:type="dxa" w:w="3324"/>
+            <w:tcW w:type="dxa" w:w="2991"/>
+            <w:gridSpan w:val="3"/>
           </w:tcPr>
           <w:p>
             <w:pPr>
@@ -1068,7 +1099,8 @@
         </w:tc>
         <w:tc>
           <w:tcPr>
-            <w:tcW w:type="dxa" w:w="3324"/>
+            <w:tcW w:type="dxa" w:w="1994"/>
+            <w:gridSpan w:val="2"/>
           </w:tcPr>
           <w:p>
             <w:pPr>
@@ -1089,7 +1121,29 @@
       <w:tr>
         <w:tc>
           <w:tcPr>
-            <w:tcW w:type="dxa" w:w="3324"/>
+            <w:tcW w:type="dxa" w:w="4985"/>
+            <w:gridSpan w:val="5"/>
+            <w:shd w:val="clear" w:color="auto" w:fill="D9D9D9"/>
+          </w:tcPr>
+          <w:p>
+            <w:pPr>
+              <w:spacing w:before="20" w:after="20"/>
+            </w:pPr>
+            <w:r>
+              <w:rPr>
+                <w:rFonts w:ascii="Aptos" w:hAnsi="Aptos"/>
+                <w:b/>
+                <w:i w:val="0"/>
+                <w:sz w:val="16"/>
+              </w:rPr>
+              <w:t>Opis samodzielnej pracy studenta</w:t>
+            </w:r>
+          </w:p>
+        </w:tc>
+        <w:tc>
+          <w:tcPr>
+            <w:tcW w:type="dxa" w:w="4985"/>
+            <w:gridSpan w:val="5"/>
           </w:tcPr>
           <w:p>
             <w:pPr>
@@ -1102,45 +1156,6 @@
                 <w:i w:val="0"/>
                 <w:sz w:val="22"/>
               </w:rPr>
-              <w:t>Suma</w:t>
-            </w:r>
-          </w:p>
-        </w:tc>
-        <w:tc>
-          <w:tcPr>
-            <w:tcW w:type="dxa" w:w="3324"/>
-          </w:tcPr>
-          <w:p>
-            <w:pPr>
-              <w:spacing w:before="20" w:after="20"/>
-            </w:pPr>
-            <w:r>
-              <w:rPr>
-                <w:rFonts w:ascii="Aptos" w:hAnsi="Aptos"/>
-                <w:b w:val="0"/>
-                <w:i w:val="0"/>
-                <w:sz w:val="22"/>
-              </w:rPr>
-              <w:t>100</w:t>
-            </w:r>
-          </w:p>
-        </w:tc>
-        <w:tc>
-          <w:tcPr>
-            <w:tcW w:type="dxa" w:w="3324"/>
-          </w:tcPr>
-          <w:p>
-            <w:pPr>
-              <w:spacing w:before="20" w:after="20"/>
-            </w:pPr>
-            <w:r>
-              <w:rPr>
-                <w:rFonts w:ascii="Aptos" w:hAnsi="Aptos"/>
-                <w:b w:val="0"/>
-                <w:i w:val="0"/>
-                <w:sz w:val="22"/>
-              </w:rPr>
-              <w:t>3</w:t>
             </w:r>
           </w:p>
         </w:tc>
@@ -2002,14 +2017,14 @@
         <w:tblW w:w="5000" w:type="pct"/>
       </w:tblPr>
       <w:tblGrid>
-        <w:gridCol w:w="3324"/>
-        <w:gridCol w:w="3324"/>
-        <w:gridCol w:w="3324"/>
+        <w:gridCol w:w="680"/>
+        <w:gridCol w:w="4536"/>
+        <w:gridCol w:w="4252"/>
       </w:tblGrid>
       <w:tr>
         <w:tc>
           <w:tcPr>
-            <w:tcW w:type="dxa" w:w="9972"/>
+            <w:tcW w:type="dxa" w:w="9468"/>
             <w:gridSpan w:val="3"/>
             <w:shd w:val="clear" w:color="auto" w:fill="D9D9D9"/>
           </w:tcPr>
@@ -2032,7 +2047,7 @@
       <w:tr>
         <w:tc>
           <w:tcPr>
-            <w:tcW w:type="dxa" w:w="3324"/>
+            <w:tcW w:type="dxa" w:w="680"/>
             <w:shd w:val="clear" w:color="auto" w:fill="D9D9D9"/>
           </w:tcPr>
           <w:p>
@@ -2052,7 +2067,7 @@
         </w:tc>
         <w:tc>
           <w:tcPr>
-            <w:tcW w:type="dxa" w:w="3324"/>
+            <w:tcW w:type="dxa" w:w="4536"/>
             <w:shd w:val="clear" w:color="auto" w:fill="D9D9D9"/>
           </w:tcPr>
           <w:p>
@@ -2072,7 +2087,7 @@
         </w:tc>
         <w:tc>
           <w:tcPr>
-            <w:tcW w:type="dxa" w:w="3324"/>
+            <w:tcW w:type="dxa" w:w="4252"/>
             <w:shd w:val="clear" w:color="auto" w:fill="D9D9D9"/>
           </w:tcPr>
           <w:p>
@@ -2094,7 +2109,7 @@
       <w:tr>
         <w:tc>
           <w:tcPr>
-            <w:tcW w:type="dxa" w:w="3324"/>
+            <w:tcW w:type="dxa" w:w="680"/>
           </w:tcPr>
           <w:p>
             <w:pPr>
@@ -2113,7 +2128,7 @@
         </w:tc>
         <w:tc>
           <w:tcPr>
-            <w:tcW w:type="dxa" w:w="3324"/>
+            <w:tcW w:type="dxa" w:w="4536"/>
           </w:tcPr>
           <w:p>
             <w:pPr>
@@ -2132,7 +2147,7 @@
         </w:tc>
         <w:tc>
           <w:tcPr>
-            <w:tcW w:type="dxa" w:w="3324"/>
+            <w:tcW w:type="dxa" w:w="4252"/>
           </w:tcPr>
           <w:p>
             <w:pPr>
@@ -2152,7 +2167,7 @@
       <w:tr>
         <w:tc>
           <w:tcPr>
-            <w:tcW w:type="dxa" w:w="3324"/>
+            <w:tcW w:type="dxa" w:w="680"/>
           </w:tcPr>
           <w:p>
             <w:pPr>
@@ -2171,7 +2186,7 @@
         </w:tc>
         <w:tc>
           <w:tcPr>
-            <w:tcW w:type="dxa" w:w="3324"/>
+            <w:tcW w:type="dxa" w:w="4536"/>
           </w:tcPr>
           <w:p>
             <w:pPr>
@@ -2190,7 +2205,7 @@
         </w:tc>
         <w:tc>
           <w:tcPr>
-            <w:tcW w:type="dxa" w:w="3324"/>
+            <w:tcW w:type="dxa" w:w="4252"/>
           </w:tcPr>
           <w:p>
             <w:pPr>
@@ -2210,7 +2225,7 @@
       <w:tr>
         <w:tc>
           <w:tcPr>
-            <w:tcW w:type="dxa" w:w="3324"/>
+            <w:tcW w:type="dxa" w:w="680"/>
           </w:tcPr>
           <w:p>
             <w:pPr>
@@ -2229,7 +2244,7 @@
         </w:tc>
         <w:tc>
           <w:tcPr>
-            <w:tcW w:type="dxa" w:w="3324"/>
+            <w:tcW w:type="dxa" w:w="4536"/>
           </w:tcPr>
           <w:p>
             <w:pPr>
@@ -2248,7 +2263,7 @@
         </w:tc>
         <w:tc>
           <w:tcPr>
-            <w:tcW w:type="dxa" w:w="3324"/>
+            <w:tcW w:type="dxa" w:w="4252"/>
           </w:tcPr>
           <w:p>
             <w:pPr>
@@ -2268,7 +2283,7 @@
       <w:tr>
         <w:tc>
           <w:tcPr>
-            <w:tcW w:type="dxa" w:w="3324"/>
+            <w:tcW w:type="dxa" w:w="680"/>
           </w:tcPr>
           <w:p>
             <w:pPr>
@@ -2287,7 +2302,7 @@
         </w:tc>
         <w:tc>
           <w:tcPr>
-            <w:tcW w:type="dxa" w:w="3324"/>
+            <w:tcW w:type="dxa" w:w="4536"/>
           </w:tcPr>
           <w:p>
             <w:pPr>
@@ -2306,7 +2321,7 @@
         </w:tc>
         <w:tc>
           <w:tcPr>
-            <w:tcW w:type="dxa" w:w="3324"/>
+            <w:tcW w:type="dxa" w:w="4252"/>
           </w:tcPr>
           <w:p>
             <w:pPr>
@@ -2326,7 +2341,7 @@
       <w:tr>
         <w:tc>
           <w:tcPr>
-            <w:tcW w:type="dxa" w:w="3324"/>
+            <w:tcW w:type="dxa" w:w="680"/>
           </w:tcPr>
           <w:p>
             <w:pPr>
@@ -2345,7 +2360,7 @@
         </w:tc>
         <w:tc>
           <w:tcPr>
-            <w:tcW w:type="dxa" w:w="3324"/>
+            <w:tcW w:type="dxa" w:w="4536"/>
           </w:tcPr>
           <w:p>
             <w:pPr>
@@ -2364,7 +2379,7 @@
         </w:tc>
         <w:tc>
           <w:tcPr>
-            <w:tcW w:type="dxa" w:w="3324"/>
+            <w:tcW w:type="dxa" w:w="4252"/>
           </w:tcPr>
           <w:p>
             <w:pPr>
@@ -2384,7 +2399,7 @@
       <w:tr>
         <w:tc>
           <w:tcPr>
-            <w:tcW w:type="dxa" w:w="3324"/>
+            <w:tcW w:type="dxa" w:w="680"/>
           </w:tcPr>
           <w:p>
             <w:pPr>
@@ -2403,7 +2418,7 @@
         </w:tc>
         <w:tc>
           <w:tcPr>
-            <w:tcW w:type="dxa" w:w="3324"/>
+            <w:tcW w:type="dxa" w:w="4536"/>
           </w:tcPr>
           <w:p>
             <w:pPr>
@@ -2422,7 +2437,7 @@
         </w:tc>
         <w:tc>
           <w:tcPr>
-            <w:tcW w:type="dxa" w:w="3324"/>
+            <w:tcW w:type="dxa" w:w="4252"/>
           </w:tcPr>
           <w:p>
             <w:pPr>
@@ -2442,7 +2457,7 @@
       <w:tr>
         <w:tc>
           <w:tcPr>
-            <w:tcW w:type="dxa" w:w="3324"/>
+            <w:tcW w:type="dxa" w:w="680"/>
           </w:tcPr>
           <w:p>
             <w:pPr>
@@ -2461,7 +2476,7 @@
         </w:tc>
         <w:tc>
           <w:tcPr>
-            <w:tcW w:type="dxa" w:w="3324"/>
+            <w:tcW w:type="dxa" w:w="4536"/>
           </w:tcPr>
           <w:p>
             <w:pPr>
@@ -2480,7 +2495,7 @@
         </w:tc>
         <w:tc>
           <w:tcPr>
-            <w:tcW w:type="dxa" w:w="3324"/>
+            <w:tcW w:type="dxa" w:w="4252"/>
           </w:tcPr>
           <w:p>
             <w:pPr>
@@ -2500,7 +2515,7 @@
       <w:tr>
         <w:tc>
           <w:tcPr>
-            <w:tcW w:type="dxa" w:w="3324"/>
+            <w:tcW w:type="dxa" w:w="680"/>
           </w:tcPr>
           <w:p>
             <w:pPr>
@@ -2519,7 +2534,7 @@
         </w:tc>
         <w:tc>
           <w:tcPr>
-            <w:tcW w:type="dxa" w:w="3324"/>
+            <w:tcW w:type="dxa" w:w="4536"/>
           </w:tcPr>
           <w:p>
             <w:pPr>
@@ -2538,7 +2553,7 @@
         </w:tc>
         <w:tc>
           <w:tcPr>
-            <w:tcW w:type="dxa" w:w="3324"/>
+            <w:tcW w:type="dxa" w:w="4252"/>
           </w:tcPr>
           <w:p>
             <w:pPr>
@@ -2558,7 +2573,7 @@
       <w:tr>
         <w:tc>
           <w:tcPr>
-            <w:tcW w:type="dxa" w:w="3324"/>
+            <w:tcW w:type="dxa" w:w="680"/>
           </w:tcPr>
           <w:p>
             <w:pPr>
@@ -2577,7 +2592,7 @@
         </w:tc>
         <w:tc>
           <w:tcPr>
-            <w:tcW w:type="dxa" w:w="3324"/>
+            <w:tcW w:type="dxa" w:w="4536"/>
           </w:tcPr>
           <w:p>
             <w:pPr>
@@ -2596,7 +2611,7 @@
         </w:tc>
         <w:tc>
           <w:tcPr>
-            <w:tcW w:type="dxa" w:w="3324"/>
+            <w:tcW w:type="dxa" w:w="4252"/>
           </w:tcPr>
           <w:p>
             <w:pPr>
@@ -2616,7 +2631,7 @@
       <w:tr>
         <w:tc>
           <w:tcPr>
-            <w:tcW w:type="dxa" w:w="3324"/>
+            <w:tcW w:type="dxa" w:w="680"/>
           </w:tcPr>
           <w:p>
             <w:pPr>
@@ -2635,7 +2650,7 @@
         </w:tc>
         <w:tc>
           <w:tcPr>
-            <w:tcW w:type="dxa" w:w="3324"/>
+            <w:tcW w:type="dxa" w:w="4536"/>
           </w:tcPr>
           <w:p>
             <w:pPr>
@@ -2654,7 +2669,7 @@
         </w:tc>
         <w:tc>
           <w:tcPr>
-            <w:tcW w:type="dxa" w:w="3324"/>
+            <w:tcW w:type="dxa" w:w="4252"/>
           </w:tcPr>
           <w:p>
             <w:pPr>
@@ -2674,7 +2689,7 @@
       <w:tr>
         <w:tc>
           <w:tcPr>
-            <w:tcW w:type="dxa" w:w="3324"/>
+            <w:tcW w:type="dxa" w:w="680"/>
           </w:tcPr>
           <w:p>
             <w:pPr>
@@ -2693,7 +2708,7 @@
         </w:tc>
         <w:tc>
           <w:tcPr>
-            <w:tcW w:type="dxa" w:w="3324"/>
+            <w:tcW w:type="dxa" w:w="4536"/>
           </w:tcPr>
           <w:p>
             <w:pPr>
@@ -2712,7 +2727,7 @@
         </w:tc>
         <w:tc>
           <w:tcPr>
-            <w:tcW w:type="dxa" w:w="3324"/>
+            <w:tcW w:type="dxa" w:w="4252"/>
           </w:tcPr>
           <w:p>
             <w:pPr>
@@ -2732,7 +2747,7 @@
       <w:tr>
         <w:tc>
           <w:tcPr>
-            <w:tcW w:type="dxa" w:w="3324"/>
+            <w:tcW w:type="dxa" w:w="680"/>
           </w:tcPr>
           <w:p>
             <w:pPr>
@@ -2751,7 +2766,7 @@
         </w:tc>
         <w:tc>
           <w:tcPr>
-            <w:tcW w:type="dxa" w:w="3324"/>
+            <w:tcW w:type="dxa" w:w="4536"/>
           </w:tcPr>
           <w:p>
             <w:pPr>
@@ -2770,7 +2785,7 @@
         </w:tc>
         <w:tc>
           <w:tcPr>
-            <w:tcW w:type="dxa" w:w="3324"/>
+            <w:tcW w:type="dxa" w:w="4252"/>
           </w:tcPr>
           <w:p>
             <w:pPr>
@@ -3165,6 +3180,7 @@
                 <w:i w:val="0"/>
                 <w:sz w:val="22"/>
               </w:rPr>
+              <w:t>rozwiązywanie zadań; Kryteria oceny; Ocena pracy podczas ćwiczenia – ocena zadań wykonanych przez studentów oddanych do końca zajęć.; Skala ocen:; Poniżej 50% - ndst; Od 50% - dst; Od 60% - dst+; Od 70% - db; Od 80% - db+; Od 90% - bdb; Brak</w:t>
             </w:r>
           </w:p>
         </w:tc>
@@ -3222,6 +3238,7 @@
                 <w:i w:val="0"/>
                 <w:sz w:val="22"/>
               </w:rPr>
+              <w:t>rozwiązywanie zadań; Kryteria oceny; Ocena pracy podczas ćwiczenia – ocena zadań wykonanych przez studentów oddanych do końca zajęć.; Skala ocen:; Poniżej 50% - ndst; Od 50% - dst; Od 60% - dst+; Od 70% - db; Od 80% - db+; Od 90% - bdb; Brak</w:t>
             </w:r>
           </w:p>
         </w:tc>
@@ -3385,6 +3402,7 @@
                 <w:i w:val="0"/>
                 <w:sz w:val="22"/>
               </w:rPr>
+              <w:t>rozwiązywanie zadań; Kryteria oceny; Ocena pracy podczas ćwiczenia – ocena zadań wykonanych przez studentów oddanych do końca zajęć.; Skala ocen:; Poniżej 50% - ndst; Od 50% - dst; Od 60% - dst+; Od 70% - db; Od 80% - db+; Od 90% - bdb; Brak</w:t>
             </w:r>
           </w:p>
         </w:tc>
@@ -3442,6 +3460,7 @@
                 <w:i w:val="0"/>
                 <w:sz w:val="22"/>
               </w:rPr>
+              <w:t>rozwiązywanie zadań; Kryteria oceny; Ocena pracy podczas ćwiczenia – ocena zadań wykonanych przez studentów oddanych do końca zajęć.; Skala ocen:; Poniżej 50% - ndst; Od 50% - dst; Od 60% - dst+; Od 70% - db; Od 80% - db+; Od 90% - bdb; Brak</w:t>
             </w:r>
           </w:p>
         </w:tc>
@@ -3604,6 +3623,7 @@
                 <w:i w:val="0"/>
                 <w:sz w:val="22"/>
               </w:rPr>
+              <w:t>rozwiązywanie zadań; Kryteria oceny; Ocena pracy podczas ćwiczenia – ocena zadań wykonanych przez studentów oddanych do końca zajęć.; Skala ocen:; Poniżej 50% - ndst; Od 50% - dst; Od 60% - dst+; Od 70% - db; Od 80% - db+; Od 90% - bdb; Brak</w:t>
             </w:r>
           </w:p>
         </w:tc>
@@ -3661,6 +3681,7 @@
                 <w:i w:val="0"/>
                 <w:sz w:val="22"/>
               </w:rPr>
+              <w:t>rozwiązywanie zadań; Kryteria oceny; Ocena pracy podczas ćwiczenia – ocena zadań wykonanych przez studentów oddanych do końca zajęć.; Skala ocen:; Poniżej 50% - ndst; Od 50% - dst; Od 60% - dst+; Od 70% - db; Od 80% - db+; Od 90% - bdb; Brak</w:t>
             </w:r>
           </w:p>
         </w:tc>
@@ -3766,62 +3787,6 @@
                 <w:sz w:val="16"/>
               </w:rPr>
               <w:t>Wyposażenie specjalistyczne konieczne do realizacji przedmiotu</w:t>
-            </w:r>
-          </w:p>
-        </w:tc>
-      </w:tr>
-      <w:tr>
-        <w:tc>
-          <w:tcPr>
-            <w:tcW w:type="dxa" w:w="3324"/>
-          </w:tcPr>
-          <w:p>
-            <w:pPr>
-              <w:spacing w:before="20" w:after="20"/>
-            </w:pPr>
-            <w:r>
-              <w:rPr>
-                <w:rFonts w:ascii="Aptos" w:hAnsi="Aptos"/>
-                <w:b w:val="0"/>
-                <w:i w:val="0"/>
-                <w:sz w:val="22"/>
-              </w:rPr>
-            </w:r>
-          </w:p>
-        </w:tc>
-        <w:tc>
-          <w:tcPr>
-            <w:tcW w:type="dxa" w:w="3324"/>
-          </w:tcPr>
-          <w:p>
-            <w:pPr>
-              <w:spacing w:before="20" w:after="20"/>
-            </w:pPr>
-            <w:r>
-              <w:rPr>
-                <w:rFonts w:ascii="Aptos" w:hAnsi="Aptos"/>
-                <w:b w:val="0"/>
-                <w:i w:val="0"/>
-                <w:sz w:val="22"/>
-              </w:rPr>
-            </w:r>
-          </w:p>
-        </w:tc>
-        <w:tc>
-          <w:tcPr>
-            <w:tcW w:type="dxa" w:w="3324"/>
-          </w:tcPr>
-          <w:p>
-            <w:pPr>
-              <w:spacing w:before="20" w:after="20"/>
-            </w:pPr>
-            <w:r>
-              <w:rPr>
-                <w:rFonts w:ascii="Aptos" w:hAnsi="Aptos"/>
-                <w:b w:val="0"/>
-                <w:i w:val="0"/>
-                <w:sz w:val="22"/>
-              </w:rPr>
             </w:r>
           </w:p>
         </w:tc>

--- a/public/assets/files/niestacjonarne/POJ.docx
+++ b/public/assets/files/niestacjonarne/POJ.docx
@@ -1156,6 +1156,7 @@
                 <w:i w:val="0"/>
                 <w:sz w:val="22"/>
               </w:rPr>
+              <w:t>Samodzielne programowanie w C# z zastosowaniem paradygmatu obiektowego; wykonywanie zadań domowych; przygotowanie do kolejnych zajęć laboratoryjnych.</w:t>
             </w:r>
           </w:p>
         </w:tc>
@@ -1266,7 +1267,84 @@
           <w:tcPr>
             <w:tcW w:type="dxa" w:w="9972"/>
           </w:tcPr>
-          <w:p/>
+          <w:p>
+            <w:pPr>
+              <w:spacing w:before="20" w:after="20"/>
+            </w:pPr>
+            <w:r>
+              <w:rPr>
+                <w:rFonts w:ascii="Aptos" w:hAnsi="Aptos"/>
+                <w:b/>
+                <w:sz w:val="22"/>
+              </w:rPr>
+              <w:t>Wykład:</w:t>
+            </w:r>
+          </w:p>
+          <w:p>
+            <w:pPr>
+              <w:spacing w:before="20" w:after="20"/>
+            </w:pPr>
+            <w:r>
+              <w:rPr>
+                <w:rFonts w:ascii="Aptos" w:hAnsi="Aptos"/>
+                <w:b w:val="0"/>
+                <w:sz w:val="22"/>
+              </w:rPr>
+              <w:t>• wykład z prezentacją multimedialną</w:t>
+            </w:r>
+          </w:p>
+          <w:p>
+            <w:pPr>
+              <w:spacing w:before="20" w:after="20"/>
+            </w:pPr>
+            <w:r>
+              <w:rPr>
+                <w:rFonts w:ascii="Aptos" w:hAnsi="Aptos"/>
+                <w:b w:val="0"/>
+                <w:sz w:val="22"/>
+              </w:rPr>
+              <w:t>• wykład z prezentacją oprogramowania</w:t>
+            </w:r>
+          </w:p>
+          <w:p>
+            <w:pPr>
+              <w:spacing w:before="20" w:after="20"/>
+            </w:pPr>
+            <w:r>
+              <w:rPr>
+                <w:rFonts w:ascii="Aptos" w:hAnsi="Aptos"/>
+                <w:b/>
+                <w:sz w:val="22"/>
+              </w:rPr>
+              <w:t>Ćwiczenia / Laboratorium:</w:t>
+            </w:r>
+          </w:p>
+          <w:p>
+            <w:pPr>
+              <w:spacing w:before="20" w:after="20"/>
+            </w:pPr>
+            <w:r>
+              <w:rPr>
+                <w:rFonts w:ascii="Aptos" w:hAnsi="Aptos"/>
+                <w:b w:val="0"/>
+                <w:sz w:val="22"/>
+              </w:rPr>
+              <w:t>• rozwiązywanie zadań</w:t>
+            </w:r>
+          </w:p>
+          <w:p>
+            <w:pPr>
+              <w:spacing w:before="20" w:after="20"/>
+            </w:pPr>
+            <w:r>
+              <w:rPr>
+                <w:rFonts w:ascii="Aptos" w:hAnsi="Aptos"/>
+                <w:b w:val="0"/>
+                <w:sz w:val="22"/>
+              </w:rPr>
+              <w:t>• warsztaty</w:t>
+            </w:r>
+          </w:p>
         </w:tc>
       </w:tr>
     </w:tbl>
@@ -1515,129 +1593,10 @@
             <w:r>
               <w:rPr>
                 <w:rFonts w:ascii="Aptos" w:hAnsi="Aptos"/>
+                <w:b w:val="0"/>
+                <w:i w:val="0"/>
                 <w:sz w:val="22"/>
               </w:rPr>
-              <w:t>1. rozwiązywanie zadań</w:t>
-            </w:r>
-          </w:p>
-          <w:p>
-            <w:pPr>
-              <w:spacing w:before="20" w:after="20"/>
-            </w:pPr>
-            <w:r>
-              <w:rPr>
-                <w:rFonts w:ascii="Aptos" w:hAnsi="Aptos"/>
-                <w:sz w:val="22"/>
-              </w:rPr>
-              <w:t>2. Kryteria oceny</w:t>
-            </w:r>
-          </w:p>
-          <w:p>
-            <w:pPr>
-              <w:spacing w:before="20" w:after="20"/>
-            </w:pPr>
-            <w:r>
-              <w:rPr>
-                <w:rFonts w:ascii="Aptos" w:hAnsi="Aptos"/>
-                <w:sz w:val="22"/>
-              </w:rPr>
-              <w:t>3. Ocena pracy podczas ćwiczenia – ocena zadań wykonanych przez studentów oddanych do końca zajęć.</w:t>
-            </w:r>
-          </w:p>
-          <w:p>
-            <w:pPr>
-              <w:spacing w:before="20" w:after="20"/>
-            </w:pPr>
-            <w:r>
-              <w:rPr>
-                <w:rFonts w:ascii="Aptos" w:hAnsi="Aptos"/>
-                <w:sz w:val="22"/>
-              </w:rPr>
-              <w:t>4. Skala ocen:</w:t>
-            </w:r>
-          </w:p>
-          <w:p>
-            <w:pPr>
-              <w:spacing w:before="20" w:after="20"/>
-            </w:pPr>
-            <w:r>
-              <w:rPr>
-                <w:rFonts w:ascii="Aptos" w:hAnsi="Aptos"/>
-                <w:sz w:val="22"/>
-              </w:rPr>
-              <w:t>5. Poniżej 50% - ndst</w:t>
-            </w:r>
-          </w:p>
-          <w:p>
-            <w:pPr>
-              <w:spacing w:before="20" w:after="20"/>
-            </w:pPr>
-            <w:r>
-              <w:rPr>
-                <w:rFonts w:ascii="Aptos" w:hAnsi="Aptos"/>
-                <w:sz w:val="22"/>
-              </w:rPr>
-              <w:t>6. Od 50% - dst</w:t>
-            </w:r>
-          </w:p>
-          <w:p>
-            <w:pPr>
-              <w:spacing w:before="20" w:after="20"/>
-            </w:pPr>
-            <w:r>
-              <w:rPr>
-                <w:rFonts w:ascii="Aptos" w:hAnsi="Aptos"/>
-                <w:sz w:val="22"/>
-              </w:rPr>
-              <w:t>7. Od 60% - dst+</w:t>
-            </w:r>
-          </w:p>
-          <w:p>
-            <w:pPr>
-              <w:spacing w:before="20" w:after="20"/>
-            </w:pPr>
-            <w:r>
-              <w:rPr>
-                <w:rFonts w:ascii="Aptos" w:hAnsi="Aptos"/>
-                <w:sz w:val="22"/>
-              </w:rPr>
-              <w:t>8. Od 70% - db</w:t>
-            </w:r>
-          </w:p>
-          <w:p>
-            <w:pPr>
-              <w:spacing w:before="20" w:after="20"/>
-            </w:pPr>
-            <w:r>
-              <w:rPr>
-                <w:rFonts w:ascii="Aptos" w:hAnsi="Aptos"/>
-                <w:sz w:val="22"/>
-              </w:rPr>
-              <w:t>9. Od 80% - db+</w:t>
-            </w:r>
-          </w:p>
-          <w:p>
-            <w:pPr>
-              <w:spacing w:before="20" w:after="20"/>
-            </w:pPr>
-            <w:r>
-              <w:rPr>
-                <w:rFonts w:ascii="Aptos" w:hAnsi="Aptos"/>
-                <w:sz w:val="22"/>
-              </w:rPr>
-              <w:t>10. Od 90% - bdb</w:t>
-            </w:r>
-          </w:p>
-          <w:p>
-            <w:pPr>
-              <w:spacing w:before="20" w:after="20"/>
-            </w:pPr>
-            <w:r>
-              <w:rPr>
-                <w:rFonts w:ascii="Aptos" w:hAnsi="Aptos"/>
-                <w:sz w:val="22"/>
-              </w:rPr>
-              <w:t>11. Brak</w:t>
             </w:r>
           </w:p>
         </w:tc>
@@ -1654,7 +1613,7 @@
                 <w:rFonts w:ascii="Aptos" w:hAnsi="Aptos"/>
                 <w:sz w:val="22"/>
               </w:rPr>
-              <w:t>1. rozwiązywanie zadań</w:t>
+              <w:t>1. ocena pracy podczas ćwiczenia</w:t>
             </w:r>
           </w:p>
           <w:p>
@@ -1666,115 +1625,7 @@
                 <w:rFonts w:ascii="Aptos" w:hAnsi="Aptos"/>
                 <w:sz w:val="22"/>
               </w:rPr>
-              <w:t>2. Kryteria oceny</w:t>
-            </w:r>
-          </w:p>
-          <w:p>
-            <w:pPr>
-              <w:spacing w:before="20" w:after="20"/>
-            </w:pPr>
-            <w:r>
-              <w:rPr>
-                <w:rFonts w:ascii="Aptos" w:hAnsi="Aptos"/>
-                <w:sz w:val="22"/>
-              </w:rPr>
-              <w:t>3. Ocena pracy podczas ćwiczenia – ocena zadań wykonanych przez studentów oddanych do końca zajęć.</w:t>
-            </w:r>
-          </w:p>
-          <w:p>
-            <w:pPr>
-              <w:spacing w:before="20" w:after="20"/>
-            </w:pPr>
-            <w:r>
-              <w:rPr>
-                <w:rFonts w:ascii="Aptos" w:hAnsi="Aptos"/>
-                <w:sz w:val="22"/>
-              </w:rPr>
-              <w:t>4. Skala ocen:</w:t>
-            </w:r>
-          </w:p>
-          <w:p>
-            <w:pPr>
-              <w:spacing w:before="20" w:after="20"/>
-            </w:pPr>
-            <w:r>
-              <w:rPr>
-                <w:rFonts w:ascii="Aptos" w:hAnsi="Aptos"/>
-                <w:sz w:val="22"/>
-              </w:rPr>
-              <w:t>5. Poniżej 50% - ndst</w:t>
-            </w:r>
-          </w:p>
-          <w:p>
-            <w:pPr>
-              <w:spacing w:before="20" w:after="20"/>
-            </w:pPr>
-            <w:r>
-              <w:rPr>
-                <w:rFonts w:ascii="Aptos" w:hAnsi="Aptos"/>
-                <w:sz w:val="22"/>
-              </w:rPr>
-              <w:t>6. Od 50% - dst</w:t>
-            </w:r>
-          </w:p>
-          <w:p>
-            <w:pPr>
-              <w:spacing w:before="20" w:after="20"/>
-            </w:pPr>
-            <w:r>
-              <w:rPr>
-                <w:rFonts w:ascii="Aptos" w:hAnsi="Aptos"/>
-                <w:sz w:val="22"/>
-              </w:rPr>
-              <w:t>7. Od 60% - dst+</w:t>
-            </w:r>
-          </w:p>
-          <w:p>
-            <w:pPr>
-              <w:spacing w:before="20" w:after="20"/>
-            </w:pPr>
-            <w:r>
-              <w:rPr>
-                <w:rFonts w:ascii="Aptos" w:hAnsi="Aptos"/>
-                <w:sz w:val="22"/>
-              </w:rPr>
-              <w:t>8. Od 70% - db</w:t>
-            </w:r>
-          </w:p>
-          <w:p>
-            <w:pPr>
-              <w:spacing w:before="20" w:after="20"/>
-            </w:pPr>
-            <w:r>
-              <w:rPr>
-                <w:rFonts w:ascii="Aptos" w:hAnsi="Aptos"/>
-                <w:sz w:val="22"/>
-              </w:rPr>
-              <w:t>9. Od 80% - db+</w:t>
-            </w:r>
-          </w:p>
-          <w:p>
-            <w:pPr>
-              <w:spacing w:before="20" w:after="20"/>
-            </w:pPr>
-            <w:r>
-              <w:rPr>
-                <w:rFonts w:ascii="Aptos" w:hAnsi="Aptos"/>
-                <w:sz w:val="22"/>
-              </w:rPr>
-              <w:t>10. Od 90% - bdb</w:t>
-            </w:r>
-          </w:p>
-          <w:p>
-            <w:pPr>
-              <w:spacing w:before="20" w:after="20"/>
-            </w:pPr>
-            <w:r>
-              <w:rPr>
-                <w:rFonts w:ascii="Aptos" w:hAnsi="Aptos"/>
-                <w:sz w:val="22"/>
-              </w:rPr>
-              <w:t>11. Brak</w:t>
+              <w:t>2. ocena sporządzonego oprogramowania</w:t>
             </w:r>
           </w:p>
         </w:tc>
@@ -3180,7 +3031,7 @@
                 <w:i w:val="0"/>
                 <w:sz w:val="22"/>
               </w:rPr>
-              <w:t>rozwiązywanie zadań; Kryteria oceny; Ocena pracy podczas ćwiczenia – ocena zadań wykonanych przez studentów oddanych do końca zajęć.; Skala ocen:; Poniżej 50% - ndst; Od 50% - dst; Od 60% - dst+; Od 70% - db; Od 80% - db+; Od 90% - bdb; Brak</w:t>
+              <w:t>ocena pracy podczas ćwiczenia; ocena sporządzonego oprogramowania</w:t>
             </w:r>
           </w:p>
         </w:tc>
@@ -3238,7 +3089,7 @@
                 <w:i w:val="0"/>
                 <w:sz w:val="22"/>
               </w:rPr>
-              <w:t>rozwiązywanie zadań; Kryteria oceny; Ocena pracy podczas ćwiczenia – ocena zadań wykonanych przez studentów oddanych do końca zajęć.; Skala ocen:; Poniżej 50% - ndst; Od 50% - dst; Od 60% - dst+; Od 70% - db; Od 80% - db+; Od 90% - bdb; Brak</w:t>
+              <w:t>ocena pracy podczas ćwiczenia; ocena sporządzonego oprogramowania</w:t>
             </w:r>
           </w:p>
         </w:tc>
@@ -3402,7 +3253,7 @@
                 <w:i w:val="0"/>
                 <w:sz w:val="22"/>
               </w:rPr>
-              <w:t>rozwiązywanie zadań; Kryteria oceny; Ocena pracy podczas ćwiczenia – ocena zadań wykonanych przez studentów oddanych do końca zajęć.; Skala ocen:; Poniżej 50% - ndst; Od 50% - dst; Od 60% - dst+; Od 70% - db; Od 80% - db+; Od 90% - bdb; Brak</w:t>
+              <w:t>ocena pracy podczas ćwiczenia; ocena sporządzonego oprogramowania</w:t>
             </w:r>
           </w:p>
         </w:tc>
@@ -3460,7 +3311,7 @@
                 <w:i w:val="0"/>
                 <w:sz w:val="22"/>
               </w:rPr>
-              <w:t>rozwiązywanie zadań; Kryteria oceny; Ocena pracy podczas ćwiczenia – ocena zadań wykonanych przez studentów oddanych do końca zajęć.; Skala ocen:; Poniżej 50% - ndst; Od 50% - dst; Od 60% - dst+; Od 70% - db; Od 80% - db+; Od 90% - bdb; Brak</w:t>
+              <w:t>ocena pracy podczas ćwiczenia; ocena sporządzonego oprogramowania</w:t>
             </w:r>
           </w:p>
         </w:tc>
@@ -3623,7 +3474,7 @@
                 <w:i w:val="0"/>
                 <w:sz w:val="22"/>
               </w:rPr>
-              <w:t>rozwiązywanie zadań; Kryteria oceny; Ocena pracy podczas ćwiczenia – ocena zadań wykonanych przez studentów oddanych do końca zajęć.; Skala ocen:; Poniżej 50% - ndst; Od 50% - dst; Od 60% - dst+; Od 70% - db; Od 80% - db+; Od 90% - bdb; Brak</w:t>
+              <w:t>ocena pracy podczas ćwiczenia; ocena sporządzonego oprogramowania</w:t>
             </w:r>
           </w:p>
         </w:tc>
@@ -3681,7 +3532,7 @@
                 <w:i w:val="0"/>
                 <w:sz w:val="22"/>
               </w:rPr>
-              <w:t>rozwiązywanie zadań; Kryteria oceny; Ocena pracy podczas ćwiczenia – ocena zadań wykonanych przez studentów oddanych do końca zajęć.; Skala ocen:; Poniżej 50% - ndst; Od 50% - dst; Od 60% - dst+; Od 70% - db; Od 80% - db+; Od 90% - bdb; Brak</w:t>
+              <w:t>ocena pracy podczas ćwiczenia; ocena sporządzonego oprogramowania</w:t>
             </w:r>
           </w:p>
         </w:tc>

--- a/public/assets/files/niestacjonarne/POJ.docx
+++ b/public/assets/files/niestacjonarne/POJ.docx
@@ -1093,7 +1093,7 @@
                 <w:i w:val="0"/>
                 <w:sz w:val="22"/>
               </w:rPr>
-              <w:t>44</w:t>
+              <w:t>19</w:t>
             </w:r>
           </w:p>
         </w:tc>
@@ -1113,7 +1113,7 @@
                 <w:i w:val="0"/>
                 <w:sz w:val="22"/>
               </w:rPr>
-              <w:t>1.8</w:t>
+              <w:t>0.8</w:t>
             </w:r>
           </w:p>
         </w:tc>

--- a/public/assets/files/niestacjonarne/POJ.docx
+++ b/public/assets/files/niestacjonarne/POJ.docx
@@ -3031,7 +3031,6 @@
                 <w:i w:val="0"/>
                 <w:sz w:val="22"/>
               </w:rPr>
-              <w:t>ocena pracy podczas ćwiczenia; ocena sporządzonego oprogramowania</w:t>
             </w:r>
           </w:p>
         </w:tc>
@@ -3052,6 +3051,7 @@
                 <w:i w:val="0"/>
                 <w:sz w:val="22"/>
               </w:rPr>
+              <w:t>K_W10</w:t>
             </w:r>
           </w:p>
         </w:tc>
@@ -3089,7 +3089,6 @@
                 <w:i w:val="0"/>
                 <w:sz w:val="22"/>
               </w:rPr>
-              <w:t>ocena pracy podczas ćwiczenia; ocena sporządzonego oprogramowania</w:t>
             </w:r>
           </w:p>
         </w:tc>
@@ -3253,7 +3252,7 @@
                 <w:i w:val="0"/>
                 <w:sz w:val="22"/>
               </w:rPr>
-              <w:t>ocena pracy podczas ćwiczenia; ocena sporządzonego oprogramowania</w:t>
+              <w:t>ocena pracy podczas ćwiczenia, ocena sporządzonego oprogramowania</w:t>
             </w:r>
           </w:p>
         </w:tc>
@@ -3274,6 +3273,7 @@
                 <w:i w:val="0"/>
                 <w:sz w:val="22"/>
               </w:rPr>
+              <w:t>K_U16</w:t>
             </w:r>
           </w:p>
         </w:tc>
@@ -3311,7 +3311,7 @@
                 <w:i w:val="0"/>
                 <w:sz w:val="22"/>
               </w:rPr>
-              <w:t>ocena pracy podczas ćwiczenia; ocena sporządzonego oprogramowania</w:t>
+              <w:t>ocena pracy podczas ćwiczenia, ocena sporządzonego oprogramowania</w:t>
             </w:r>
           </w:p>
         </w:tc>
@@ -3437,6 +3437,7 @@
                 <w:i w:val="0"/>
                 <w:sz w:val="22"/>
               </w:rPr>
+              <w:t>K_K03</w:t>
             </w:r>
           </w:p>
         </w:tc>
@@ -3474,7 +3475,7 @@
                 <w:i w:val="0"/>
                 <w:sz w:val="22"/>
               </w:rPr>
-              <w:t>ocena pracy podczas ćwiczenia; ocena sporządzonego oprogramowania</w:t>
+              <w:t>ocena pracy podczas ćwiczenia, ocena sporządzonego oprogramowania</w:t>
             </w:r>
           </w:p>
         </w:tc>
@@ -3495,6 +3496,7 @@
                 <w:i w:val="0"/>
                 <w:sz w:val="22"/>
               </w:rPr>
+              <w:t>K_K05</w:t>
             </w:r>
           </w:p>
         </w:tc>
@@ -3532,7 +3534,7 @@
                 <w:i w:val="0"/>
                 <w:sz w:val="22"/>
               </w:rPr>
-              <w:t>ocena pracy podczas ćwiczenia; ocena sporządzonego oprogramowania</w:t>
+              <w:t>ocena pracy podczas ćwiczenia, ocena sporządzonego oprogramowania</w:t>
             </w:r>
           </w:p>
         </w:tc>

--- a/public/assets/files/niestacjonarne/POJ.docx
+++ b/public/assets/files/niestacjonarne/POJ.docx
@@ -315,7 +315,7 @@
                 <w:i w:val="0"/>
                 <w:sz w:val="22"/>
               </w:rPr>
-              <w:t>3</w:t>
+              <w:t>4</w:t>
             </w:r>
           </w:p>
         </w:tc>
@@ -841,7 +841,7 @@
                 <w:i w:val="0"/>
                 <w:sz w:val="22"/>
               </w:rPr>
-              <w:t>24</w:t>
+              <w:t>16</w:t>
             </w:r>
           </w:p>
         </w:tc>
@@ -861,7 +861,7 @@
                 <w:i w:val="0"/>
                 <w:sz w:val="22"/>
               </w:rPr>
-              <w:t>32</w:t>
+              <w:t>24</w:t>
             </w:r>
           </w:p>
         </w:tc>
@@ -1031,7 +1031,7 @@
                 <w:i w:val="0"/>
                 <w:sz w:val="22"/>
               </w:rPr>
-              <w:t>56</w:t>
+              <w:t>50</w:t>
             </w:r>
           </w:p>
         </w:tc>
@@ -1051,7 +1051,7 @@
                 <w:i w:val="0"/>
                 <w:sz w:val="22"/>
               </w:rPr>
-              <w:t>2.2</w:t>
+              <w:t>2.0</w:t>
             </w:r>
           </w:p>
         </w:tc>
@@ -1093,7 +1093,7 @@
                 <w:i w:val="0"/>
                 <w:sz w:val="22"/>
               </w:rPr>
-              <w:t>19</w:t>
+              <w:t>60</w:t>
             </w:r>
           </w:p>
         </w:tc>
@@ -1113,7 +1113,7 @@
                 <w:i w:val="0"/>
                 <w:sz w:val="22"/>
               </w:rPr>
-              <w:t>0.8</w:t>
+              <w:t>2.4</w:t>
             </w:r>
           </w:p>
         </w:tc>

--- a/public/assets/files/niestacjonarne/POJ.docx
+++ b/public/assets/files/niestacjonarne/POJ.docx
@@ -1869,14 +1869,13 @@
       </w:tblPr>
       <w:tblGrid>
         <w:gridCol w:w="680"/>
-        <w:gridCol w:w="4536"/>
-        <w:gridCol w:w="4252"/>
+        <w:gridCol w:w="8788"/>
       </w:tblGrid>
       <w:tr>
         <w:tc>
           <w:tcPr>
             <w:tcW w:type="dxa" w:w="9468"/>
-            <w:gridSpan w:val="3"/>
+            <w:gridSpan w:val="2"/>
             <w:shd w:val="clear" w:color="auto" w:fill="D9D9D9"/>
           </w:tcPr>
           <w:p>
@@ -1918,7 +1917,7 @@
         </w:tc>
         <w:tc>
           <w:tcPr>
-            <w:tcW w:type="dxa" w:w="4536"/>
+            <w:tcW w:type="dxa" w:w="8788"/>
             <w:shd w:val="clear" w:color="auto" w:fill="D9D9D9"/>
           </w:tcPr>
           <w:p>
@@ -1932,27 +1931,7 @@
                 <w:i w:val="0"/>
                 <w:sz w:val="16"/>
               </w:rPr>
-              <w:t>Wykład</w:t>
-            </w:r>
-          </w:p>
-        </w:tc>
-        <w:tc>
-          <w:tcPr>
-            <w:tcW w:type="dxa" w:w="4252"/>
-            <w:shd w:val="clear" w:color="auto" w:fill="D9D9D9"/>
-          </w:tcPr>
-          <w:p>
-            <w:pPr>
-              <w:spacing w:before="20" w:after="20"/>
-            </w:pPr>
-            <w:r>
-              <w:rPr>
-                <w:rFonts w:ascii="Aptos" w:hAnsi="Aptos"/>
-                <w:b/>
-                <w:i w:val="0"/>
-                <w:sz w:val="16"/>
-              </w:rPr>
-              <w:t>Ćwiczenia / Laboratorium / Pracownia</w:t>
+              <w:t>Treści programowe</w:t>
             </w:r>
           </w:p>
         </w:tc>
@@ -1979,7 +1958,7 @@
         </w:tc>
         <w:tc>
           <w:tcPr>
-            <w:tcW w:type="dxa" w:w="4536"/>
+            <w:tcW w:type="dxa" w:w="8788"/>
           </w:tcPr>
           <w:p>
             <w:pPr>
@@ -1993,24 +1972,6 @@
                 <w:sz w:val="22"/>
               </w:rPr>
               <w:t>Wprowadzenie do programowania w C#: typy danych, definicja zmiennych, instrukcje sterujące. Tworzenie prostych programów z wykorzystaniem metody Main oraz klasy Console.</w:t>
-            </w:r>
-          </w:p>
-        </w:tc>
-        <w:tc>
-          <w:tcPr>
-            <w:tcW w:type="dxa" w:w="4252"/>
-          </w:tcPr>
-          <w:p>
-            <w:pPr>
-              <w:spacing w:before="20" w:after="20"/>
-            </w:pPr>
-            <w:r>
-              <w:rPr>
-                <w:rFonts w:ascii="Aptos" w:hAnsi="Aptos"/>
-                <w:b w:val="0"/>
-                <w:i w:val="0"/>
-                <w:sz w:val="22"/>
-              </w:rPr>
             </w:r>
           </w:p>
         </w:tc>
@@ -2037,7 +1998,7 @@
         </w:tc>
         <w:tc>
           <w:tcPr>
-            <w:tcW w:type="dxa" w:w="4536"/>
+            <w:tcW w:type="dxa" w:w="8788"/>
           </w:tcPr>
           <w:p>
             <w:pPr>
@@ -2051,24 +2012,6 @@
                 <w:sz w:val="22"/>
               </w:rPr>
               <w:t>Metody statyczne, tablice i ich praktyczne zastosowanie; interakcja człowiek – komputer z użyciem Console.ReadLine/WriteLine, parsowanie danych wejściowych.</w:t>
-            </w:r>
-          </w:p>
-        </w:tc>
-        <w:tc>
-          <w:tcPr>
-            <w:tcW w:type="dxa" w:w="4252"/>
-          </w:tcPr>
-          <w:p>
-            <w:pPr>
-              <w:spacing w:before="20" w:after="20"/>
-            </w:pPr>
-            <w:r>
-              <w:rPr>
-                <w:rFonts w:ascii="Aptos" w:hAnsi="Aptos"/>
-                <w:b w:val="0"/>
-                <w:i w:val="0"/>
-                <w:sz w:val="22"/>
-              </w:rPr>
             </w:r>
           </w:p>
         </w:tc>
@@ -2095,7 +2038,7 @@
         </w:tc>
         <w:tc>
           <w:tcPr>
-            <w:tcW w:type="dxa" w:w="4536"/>
+            <w:tcW w:type="dxa" w:w="8788"/>
           </w:tcPr>
           <w:p>
             <w:pPr>
@@ -2109,24 +2052,6 @@
                 <w:sz w:val="22"/>
               </w:rPr>
               <w:t>Programowanie obiektowe: definicja klas, tworzenie obiektów, konstruktory, pola i właściwości (properties). Implementacja metod niestatycznych.</w:t>
-            </w:r>
-          </w:p>
-        </w:tc>
-        <w:tc>
-          <w:tcPr>
-            <w:tcW w:type="dxa" w:w="4252"/>
-          </w:tcPr>
-          <w:p>
-            <w:pPr>
-              <w:spacing w:before="20" w:after="20"/>
-            </w:pPr>
-            <w:r>
-              <w:rPr>
-                <w:rFonts w:ascii="Aptos" w:hAnsi="Aptos"/>
-                <w:b w:val="0"/>
-                <w:i w:val="0"/>
-                <w:sz w:val="22"/>
-              </w:rPr>
             </w:r>
           </w:p>
         </w:tc>
@@ -2153,7 +2078,7 @@
         </w:tc>
         <w:tc>
           <w:tcPr>
-            <w:tcW w:type="dxa" w:w="4536"/>
+            <w:tcW w:type="dxa" w:w="8788"/>
           </w:tcPr>
           <w:p>
             <w:pPr>
@@ -2167,24 +2092,6 @@
                 <w:sz w:val="22"/>
               </w:rPr>
               <w:t>Enkapsulacja, modyfikatory dostępu, zasady przechowywania danych w pamięci: stos i sterta w kontekście .NET; typy wartościowe i referencyjne.</w:t>
-            </w:r>
-          </w:p>
-        </w:tc>
-        <w:tc>
-          <w:tcPr>
-            <w:tcW w:type="dxa" w:w="4252"/>
-          </w:tcPr>
-          <w:p>
-            <w:pPr>
-              <w:spacing w:before="20" w:after="20"/>
-            </w:pPr>
-            <w:r>
-              <w:rPr>
-                <w:rFonts w:ascii="Aptos" w:hAnsi="Aptos"/>
-                <w:b w:val="0"/>
-                <w:i w:val="0"/>
-                <w:sz w:val="22"/>
-              </w:rPr>
             </w:r>
           </w:p>
         </w:tc>
@@ -2211,7 +2118,7 @@
         </w:tc>
         <w:tc>
           <w:tcPr>
-            <w:tcW w:type="dxa" w:w="4536"/>
+            <w:tcW w:type="dxa" w:w="8788"/>
           </w:tcPr>
           <w:p>
             <w:pPr>
@@ -2225,24 +2132,6 @@
                 <w:sz w:val="22"/>
               </w:rPr>
               <w:t>Dziedziczenie: override oraz overload, metody wirtualne, przesłanianie składowych, dziedziczenie po klasie object (ToString, Equals, GetHashCode).</w:t>
-            </w:r>
-          </w:p>
-        </w:tc>
-        <w:tc>
-          <w:tcPr>
-            <w:tcW w:type="dxa" w:w="4252"/>
-          </w:tcPr>
-          <w:p>
-            <w:pPr>
-              <w:spacing w:before="20" w:after="20"/>
-            </w:pPr>
-            <w:r>
-              <w:rPr>
-                <w:rFonts w:ascii="Aptos" w:hAnsi="Aptos"/>
-                <w:b w:val="0"/>
-                <w:i w:val="0"/>
-                <w:sz w:val="22"/>
-              </w:rPr>
             </w:r>
           </w:p>
         </w:tc>
@@ -2269,7 +2158,7 @@
         </w:tc>
         <w:tc>
           <w:tcPr>
-            <w:tcW w:type="dxa" w:w="4536"/>
+            <w:tcW w:type="dxa" w:w="8788"/>
           </w:tcPr>
           <w:p>
             <w:pPr>
@@ -2283,24 +2172,6 @@
                 <w:sz w:val="22"/>
               </w:rPr>
               <w:t>Klasy abstrakcyjne, polimorfizm, kompozycja; wprowadzenie do przestrzeni nazw i organizacji projektu.</w:t>
-            </w:r>
-          </w:p>
-        </w:tc>
-        <w:tc>
-          <w:tcPr>
-            <w:tcW w:type="dxa" w:w="4252"/>
-          </w:tcPr>
-          <w:p>
-            <w:pPr>
-              <w:spacing w:before="20" w:after="20"/>
-            </w:pPr>
-            <w:r>
-              <w:rPr>
-                <w:rFonts w:ascii="Aptos" w:hAnsi="Aptos"/>
-                <w:b w:val="0"/>
-                <w:i w:val="0"/>
-                <w:sz w:val="22"/>
-              </w:rPr>
             </w:r>
           </w:p>
         </w:tc>
@@ -2327,7 +2198,7 @@
         </w:tc>
         <w:tc>
           <w:tcPr>
-            <w:tcW w:type="dxa" w:w="4536"/>
+            <w:tcW w:type="dxa" w:w="8788"/>
           </w:tcPr>
           <w:p>
             <w:pPr>
@@ -2341,24 +2212,6 @@
                 <w:sz w:val="22"/>
               </w:rPr>
               <w:t>Parametry opcjonalne i nazwane, params (zmienna liczba parametrów) oraz omówienie wyjątków (try/catch/finally), własne wyjątki.</w:t>
-            </w:r>
-          </w:p>
-        </w:tc>
-        <w:tc>
-          <w:tcPr>
-            <w:tcW w:type="dxa" w:w="4252"/>
-          </w:tcPr>
-          <w:p>
-            <w:pPr>
-              <w:spacing w:before="20" w:after="20"/>
-            </w:pPr>
-            <w:r>
-              <w:rPr>
-                <w:rFonts w:ascii="Aptos" w:hAnsi="Aptos"/>
-                <w:b w:val="0"/>
-                <w:i w:val="0"/>
-                <w:sz w:val="22"/>
-              </w:rPr>
             </w:r>
           </w:p>
         </w:tc>
@@ -2385,7 +2238,7 @@
         </w:tc>
         <w:tc>
           <w:tcPr>
-            <w:tcW w:type="dxa" w:w="4536"/>
+            <w:tcW w:type="dxa" w:w="8788"/>
           </w:tcPr>
           <w:p>
             <w:pPr>
@@ -2399,24 +2252,6 @@
                 <w:sz w:val="22"/>
               </w:rPr>
               <w:t>Wyrażenia regularne w .NET, operacje na plikach (System.IO), serializacja w podstawowym zakresie (np. JSON jako format danych – wprowadzenie).</w:t>
-            </w:r>
-          </w:p>
-        </w:tc>
-        <w:tc>
-          <w:tcPr>
-            <w:tcW w:type="dxa" w:w="4252"/>
-          </w:tcPr>
-          <w:p>
-            <w:pPr>
-              <w:spacing w:before="20" w:after="20"/>
-            </w:pPr>
-            <w:r>
-              <w:rPr>
-                <w:rFonts w:ascii="Aptos" w:hAnsi="Aptos"/>
-                <w:b w:val="0"/>
-                <w:i w:val="0"/>
-                <w:sz w:val="22"/>
-              </w:rPr>
             </w:r>
           </w:p>
         </w:tc>
@@ -2443,7 +2278,7 @@
         </w:tc>
         <w:tc>
           <w:tcPr>
-            <w:tcW w:type="dxa" w:w="4536"/>
+            <w:tcW w:type="dxa" w:w="8788"/>
           </w:tcPr>
           <w:p>
             <w:pPr>
@@ -2457,24 +2292,6 @@
                 <w:sz w:val="22"/>
               </w:rPr>
               <w:t>Interfejsy w C#, implementacja wielokrotna interfejsów; interfejs IComparable, wprowadzenie do typów generycznych.</w:t>
-            </w:r>
-          </w:p>
-        </w:tc>
-        <w:tc>
-          <w:tcPr>
-            <w:tcW w:type="dxa" w:w="4252"/>
-          </w:tcPr>
-          <w:p>
-            <w:pPr>
-              <w:spacing w:before="20" w:after="20"/>
-            </w:pPr>
-            <w:r>
-              <w:rPr>
-                <w:rFonts w:ascii="Aptos" w:hAnsi="Aptos"/>
-                <w:b w:val="0"/>
-                <w:i w:val="0"/>
-                <w:sz w:val="22"/>
-              </w:rPr>
             </w:r>
           </w:p>
         </w:tc>
@@ -2501,7 +2318,7 @@
         </w:tc>
         <w:tc>
           <w:tcPr>
-            <w:tcW w:type="dxa" w:w="4536"/>
+            <w:tcW w:type="dxa" w:w="8788"/>
           </w:tcPr>
           <w:p>
             <w:pPr>
@@ -2515,24 +2332,6 @@
                 <w:sz w:val="22"/>
               </w:rPr>
               <w:t>Kolekcje generyczne: List, Dictionary, HashSet; iteracja (foreach), porównywanie i sortowanie; wprowadzenie do LINQ (Where/Select/OrderBy).</w:t>
-            </w:r>
-          </w:p>
-        </w:tc>
-        <w:tc>
-          <w:tcPr>
-            <w:tcW w:type="dxa" w:w="4252"/>
-          </w:tcPr>
-          <w:p>
-            <w:pPr>
-              <w:spacing w:before="20" w:after="20"/>
-            </w:pPr>
-            <w:r>
-              <w:rPr>
-                <w:rFonts w:ascii="Aptos" w:hAnsi="Aptos"/>
-                <w:b w:val="0"/>
-                <w:i w:val="0"/>
-                <w:sz w:val="22"/>
-              </w:rPr>
             </w:r>
           </w:p>
         </w:tc>
@@ -2559,7 +2358,7 @@
         </w:tc>
         <w:tc>
           <w:tcPr>
-            <w:tcW w:type="dxa" w:w="4536"/>
+            <w:tcW w:type="dxa" w:w="8788"/>
           </w:tcPr>
           <w:p>
             <w:pPr>
@@ -2573,24 +2372,6 @@
                 <w:sz w:val="22"/>
               </w:rPr>
               <w:t>Delegaty i zdarzenia: model zdarzeniowy w C#, Action/Func, event; podstawy programowania zdarzeniowego na prostych przykładach.</w:t>
-            </w:r>
-          </w:p>
-        </w:tc>
-        <w:tc>
-          <w:tcPr>
-            <w:tcW w:type="dxa" w:w="4252"/>
-          </w:tcPr>
-          <w:p>
-            <w:pPr>
-              <w:spacing w:before="20" w:after="20"/>
-            </w:pPr>
-            <w:r>
-              <w:rPr>
-                <w:rFonts w:ascii="Aptos" w:hAnsi="Aptos"/>
-                <w:b w:val="0"/>
-                <w:i w:val="0"/>
-                <w:sz w:val="22"/>
-              </w:rPr>
             </w:r>
           </w:p>
         </w:tc>
@@ -2617,7 +2398,7 @@
         </w:tc>
         <w:tc>
           <w:tcPr>
-            <w:tcW w:type="dxa" w:w="4536"/>
+            <w:tcW w:type="dxa" w:w="8788"/>
           </w:tcPr>
           <w:p>
             <w:pPr>
@@ -2631,24 +2412,6 @@
                 <w:sz w:val="22"/>
               </w:rPr>
               <w:t>Omówienie wybranych wzorców projektowych (np. Singleton, Factory, Strategy) oraz wstęp do programowania asynchronicznego w C# (async/await) w kontekście prostych operacji I/O.</w:t>
-            </w:r>
-          </w:p>
-        </w:tc>
-        <w:tc>
-          <w:tcPr>
-            <w:tcW w:type="dxa" w:w="4252"/>
-          </w:tcPr>
-          <w:p>
-            <w:pPr>
-              <w:spacing w:before="20" w:after="20"/>
-            </w:pPr>
-            <w:r>
-              <w:rPr>
-                <w:rFonts w:ascii="Aptos" w:hAnsi="Aptos"/>
-                <w:b w:val="0"/>
-                <w:i w:val="0"/>
-                <w:sz w:val="22"/>
-              </w:rPr>
             </w:r>
           </w:p>
         </w:tc>
